--- a/4 курс/Разработка и анализ/РАТ_ПР_2 Анализ предметной области (4).docx
+++ b/4 курс/Разработка и анализ/РАТ_ПР_2 Анализ предметной области (4).docx
@@ -15,15 +15,7 @@
         <w:rPr>
           <w:lang w:val="ru-RU"/>
         </w:rPr>
-        <w:t>Система Управл</w:t>
-      </w:r>
-      <w:bookmarkStart w:id="12" w:name="_GoBack"/>
-      <w:bookmarkEnd w:id="12"/>
-      <w:r>
-        <w:rPr>
-          <w:lang w:val="ru-RU"/>
-        </w:rPr>
-        <w:t>ения</w:t>
+        <w:t>Система Управления</w:t>
       </w:r>
       <w:r>
         <w:rPr>
@@ -351,25 +343,25 @@
           <w:tab w:val="left" w:pos="432"/>
         </w:tabs>
         <w:rPr>
+          <w:rFonts w:hint="default" w:asciiTheme="minorHAnsi" w:hAnsiTheme="minorHAnsi" w:eastAsiaTheme="minorEastAsia" w:cstheme="minorBidi"/>
+          <w:sz w:val="22"/>
+          <w:szCs w:val="22"/>
+          <w:lang w:val="ru-RU"/>
+        </w:rPr>
+      </w:pPr>
+      <w:r>
+        <w:rPr>
+          <w:lang w:val="ru-RU"/>
+        </w:rPr>
+        <w:t>2.</w:t>
+      </w:r>
+      <w:r>
+        <w:rPr>
           <w:rFonts w:asciiTheme="minorHAnsi" w:hAnsiTheme="minorHAnsi" w:eastAsiaTheme="minorEastAsia" w:cstheme="minorBidi"/>
           <w:sz w:val="22"/>
           <w:szCs w:val="22"/>
           <w:lang w:val="ru-RU"/>
         </w:rPr>
-      </w:pPr>
-      <w:r>
-        <w:rPr>
-          <w:lang w:val="ru-RU"/>
-        </w:rPr>
-        <w:t>2.</w:t>
-      </w:r>
-      <w:r>
-        <w:rPr>
-          <w:rFonts w:asciiTheme="minorHAnsi" w:hAnsiTheme="minorHAnsi" w:eastAsiaTheme="minorEastAsia" w:cstheme="minorBidi"/>
-          <w:sz w:val="22"/>
-          <w:szCs w:val="22"/>
-          <w:lang w:val="ru-RU"/>
-        </w:rPr>
         <w:tab/>
       </w:r>
       <w:r>
@@ -385,64 +377,23 @@
         <w:tab/>
       </w:r>
       <w:r>
-        <w:fldChar w:fldCharType="begin"/>
-      </w:r>
-      <w:r>
-        <w:rPr>
-          <w:lang w:val="ru-RU"/>
-        </w:rPr>
-        <w:instrText xml:space="preserve"> </w:instrText>
-      </w:r>
-      <w:r>
-        <w:instrText xml:space="preserve">PAGEREF</w:instrText>
-      </w:r>
-      <w:r>
-        <w:rPr>
-          <w:lang w:val="ru-RU"/>
-        </w:rPr>
-        <w:instrText xml:space="preserve"> _</w:instrText>
-      </w:r>
-      <w:r>
-        <w:instrText xml:space="preserve">Toc</w:instrText>
-      </w:r>
-      <w:r>
-        <w:rPr>
-          <w:lang w:val="ru-RU"/>
-        </w:rPr>
-        <w:instrText xml:space="preserve">57595561 \</w:instrText>
-      </w:r>
-      <w:r>
-        <w:instrText xml:space="preserve">h</w:instrText>
-      </w:r>
-      <w:r>
-        <w:rPr>
-          <w:lang w:val="ru-RU"/>
-        </w:rPr>
-        <w:instrText xml:space="preserve"> </w:instrText>
-      </w:r>
-      <w:r>
-        <w:fldChar w:fldCharType="separate"/>
-      </w:r>
-      <w:r>
-        <w:rPr>
-          <w:lang w:val="ru-RU"/>
-        </w:rPr>
-        <w:t>3</w:t>
-      </w:r>
+        <w:rPr>
+          <w:rFonts w:hint="default"/>
+          <w:lang w:val="ru-RU"/>
+        </w:rPr>
+        <w:t>6</w:t>
+      </w:r>
+    </w:p>
+    <w:p>
+      <w:pPr>
+        <w:pStyle w:val="31"/>
+        <w:rPr>
+          <w:lang w:val="ru-RU"/>
+        </w:rPr>
+      </w:pPr>
       <w:r>
         <w:fldChar w:fldCharType="end"/>
       </w:r>
-    </w:p>
-    <w:p>
-      <w:pPr>
-        <w:pStyle w:val="31"/>
-        <w:rPr>
-          <w:lang w:val="ru-RU"/>
-        </w:rPr>
-      </w:pPr>
-      <w:r>
-        <w:fldChar w:fldCharType="end"/>
-      </w:r>
       <w:r>
         <w:rPr>
           <w:lang w:val="ru-RU"/>
@@ -450,9 +401,9 @@
         <w:br w:type="page"/>
       </w:r>
       <w:bookmarkStart w:id="0" w:name="_Toc18388055"/>
-      <w:bookmarkStart w:id="1" w:name="_Toc152345058"/>
+      <w:bookmarkStart w:id="1" w:name="_Toc436203377"/>
       <w:bookmarkStart w:id="2" w:name="_Toc452813577"/>
-      <w:bookmarkStart w:id="3" w:name="_Toc436203377"/>
+      <w:bookmarkStart w:id="3" w:name="_Toc152345058"/>
     </w:p>
     <w:p>
       <w:pPr>
@@ -491,9 +442,9 @@
           <w:lang w:val="ru-RU"/>
         </w:rPr>
       </w:pPr>
-      <w:bookmarkStart w:id="4" w:name="_Toc425054503"/>
+      <w:bookmarkStart w:id="4" w:name="_Toc152349207"/>
       <w:bookmarkStart w:id="5" w:name="_Toc423410237"/>
-      <w:bookmarkStart w:id="6" w:name="_Toc152349207"/>
+      <w:bookmarkStart w:id="6" w:name="_Toc425054503"/>
       <w:bookmarkStart w:id="7" w:name="_Toc57595560"/>
       <w:bookmarkStart w:id="8" w:name="_Toc423410238"/>
       <w:bookmarkStart w:id="9" w:name="_Toc18421497"/>
@@ -559,6 +510,7 @@
     <w:p>
       <w:pPr>
         <w:numPr>
+          <w:ilvl w:val="0"/>
           <w:numId w:val="0"/>
         </w:numPr>
         <w:ind w:leftChars="0"/>
@@ -587,6 +539,7 @@
     <w:p>
       <w:pPr>
         <w:numPr>
+          <w:ilvl w:val="0"/>
           <w:numId w:val="0"/>
         </w:numPr>
         <w:ind w:leftChars="0" w:firstLine="720" w:firstLineChars="0"/>
@@ -775,6 +728,7 @@
     <w:p>
       <w:pPr>
         <w:numPr>
+          <w:ilvl w:val="0"/>
           <w:numId w:val="0"/>
         </w:numPr>
         <w:ind w:leftChars="0" w:firstLine="720" w:firstLineChars="0"/>
@@ -858,6 +812,7 @@
     <w:p>
       <w:pPr>
         <w:numPr>
+          <w:ilvl w:val="0"/>
           <w:numId w:val="0"/>
         </w:numPr>
         <w:ind w:leftChars="0"/>
@@ -879,6 +834,7 @@
     <w:p>
       <w:pPr>
         <w:numPr>
+          <w:ilvl w:val="0"/>
           <w:numId w:val="0"/>
         </w:numPr>
         <w:rPr>
@@ -906,6 +862,7 @@
     <w:p>
       <w:pPr>
         <w:numPr>
+          <w:ilvl w:val="0"/>
           <w:numId w:val="0"/>
         </w:numPr>
         <w:ind w:leftChars="0" w:firstLine="720" w:firstLineChars="0"/>
@@ -1062,6 +1019,7 @@
     <w:p>
       <w:pPr>
         <w:numPr>
+          <w:ilvl w:val="0"/>
           <w:numId w:val="0"/>
         </w:numPr>
         <w:ind w:leftChars="0" w:firstLine="720" w:firstLineChars="0"/>
@@ -1114,6 +1072,7 @@
       <w:pPr>
         <w:widowControl w:val="0"/>
         <w:numPr>
+          <w:ilvl w:val="0"/>
           <w:numId w:val="0"/>
         </w:numPr>
         <w:spacing w:line="240" w:lineRule="atLeast"/>
@@ -1135,6 +1094,7 @@
     <w:p>
       <w:pPr>
         <w:numPr>
+          <w:ilvl w:val="0"/>
           <w:numId w:val="0"/>
         </w:numPr>
         <w:ind w:leftChars="0"/>
@@ -1163,6 +1123,7 @@
     <w:p>
       <w:pPr>
         <w:numPr>
+          <w:ilvl w:val="0"/>
           <w:numId w:val="0"/>
         </w:numPr>
         <w:ind w:leftChars="0" w:firstLine="720" w:firstLineChars="0"/>
@@ -1223,6 +1184,7 @@
     <w:p>
       <w:pPr>
         <w:numPr>
+          <w:ilvl w:val="0"/>
           <w:numId w:val="0"/>
         </w:numPr>
         <w:ind w:leftChars="0"/>
@@ -1275,6 +1237,7 @@
       <w:pPr>
         <w:widowControl w:val="0"/>
         <w:numPr>
+          <w:ilvl w:val="0"/>
           <w:numId w:val="0"/>
         </w:numPr>
         <w:spacing w:line="240" w:lineRule="atLeast"/>
@@ -1296,6 +1259,7 @@
     <w:p>
       <w:pPr>
         <w:numPr>
+          <w:ilvl w:val="0"/>
           <w:numId w:val="0"/>
         </w:numPr>
         <w:ind w:leftChars="0"/>
@@ -1324,6 +1288,7 @@
     <w:p>
       <w:pPr>
         <w:numPr>
+          <w:ilvl w:val="0"/>
           <w:numId w:val="0"/>
         </w:numPr>
         <w:ind w:leftChars="0" w:firstLine="720" w:firstLineChars="0"/>
@@ -1448,6 +1413,7 @@
     <w:p>
       <w:pPr>
         <w:numPr>
+          <w:ilvl w:val="0"/>
           <w:numId w:val="0"/>
         </w:numPr>
         <w:ind w:leftChars="0" w:firstLine="720" w:firstLineChars="0"/>
@@ -1508,6 +1474,7 @@
     <w:p>
       <w:pPr>
         <w:numPr>
+          <w:ilvl w:val="0"/>
           <w:numId w:val="0"/>
         </w:numPr>
         <w:ind w:leftChars="0"/>
@@ -1520,6 +1487,7 @@
     <w:p>
       <w:pPr>
         <w:numPr>
+          <w:ilvl w:val="0"/>
           <w:numId w:val="0"/>
         </w:numPr>
         <w:ind w:leftChars="0"/>
@@ -1548,6 +1516,7 @@
     <w:p>
       <w:pPr>
         <w:numPr>
+          <w:ilvl w:val="0"/>
           <w:numId w:val="0"/>
         </w:numPr>
         <w:ind w:leftChars="0" w:firstLine="720" w:firstLineChars="0"/>
@@ -1672,6 +1641,7 @@
     <w:p>
       <w:pPr>
         <w:numPr>
+          <w:ilvl w:val="0"/>
           <w:numId w:val="0"/>
         </w:numPr>
         <w:ind w:leftChars="0" w:firstLine="720" w:firstLineChars="0"/>
@@ -1764,6 +1734,7 @@
     <w:p>
       <w:pPr>
         <w:numPr>
+          <w:ilvl w:val="0"/>
           <w:numId w:val="0"/>
         </w:numPr>
         <w:rPr>
@@ -1775,6 +1746,7 @@
     <w:p>
       <w:pPr>
         <w:numPr>
+          <w:ilvl w:val="0"/>
           <w:numId w:val="0"/>
         </w:numPr>
         <w:rPr>
@@ -1802,6 +1774,7 @@
     <w:p>
       <w:pPr>
         <w:numPr>
+          <w:ilvl w:val="0"/>
           <w:numId w:val="0"/>
         </w:numPr>
         <w:ind w:leftChars="0" w:firstLine="720" w:firstLineChars="0"/>
@@ -1926,6 +1899,7 @@
     <w:p>
       <w:pPr>
         <w:numPr>
+          <w:ilvl w:val="0"/>
           <w:numId w:val="0"/>
         </w:numPr>
         <w:ind w:leftChars="0" w:firstLine="720" w:firstLineChars="0"/>
@@ -2018,6 +1992,7 @@
     <w:p>
       <w:pPr>
         <w:numPr>
+          <w:ilvl w:val="0"/>
           <w:numId w:val="0"/>
         </w:numPr>
         <w:ind w:leftChars="0"/>
@@ -2030,6 +2005,7 @@
     <w:p>
       <w:pPr>
         <w:numPr>
+          <w:ilvl w:val="0"/>
           <w:numId w:val="0"/>
         </w:numPr>
         <w:ind w:leftChars="0"/>
@@ -2058,6 +2034,7 @@
     <w:p>
       <w:pPr>
         <w:numPr>
+          <w:ilvl w:val="0"/>
           <w:numId w:val="0"/>
         </w:numPr>
         <w:ind w:leftChars="0" w:firstLine="720" w:firstLineChars="0"/>
@@ -2182,6 +2159,7 @@
     <w:p>
       <w:pPr>
         <w:numPr>
+          <w:ilvl w:val="0"/>
           <w:numId w:val="0"/>
         </w:numPr>
         <w:ind w:leftChars="0" w:firstLine="720" w:firstLineChars="0"/>
@@ -2274,6 +2252,7 @@
     <w:p>
       <w:pPr>
         <w:numPr>
+          <w:ilvl w:val="0"/>
           <w:numId w:val="0"/>
         </w:numPr>
         <w:ind w:leftChars="0"/>
@@ -2286,6 +2265,7 @@
     <w:p>
       <w:pPr>
         <w:numPr>
+          <w:ilvl w:val="0"/>
           <w:numId w:val="0"/>
         </w:numPr>
         <w:ind w:leftChars="0"/>
@@ -2314,6 +2294,7 @@
     <w:p>
       <w:pPr>
         <w:numPr>
+          <w:ilvl w:val="0"/>
           <w:numId w:val="0"/>
         </w:numPr>
         <w:ind w:leftChars="0" w:firstLine="720" w:firstLineChars="0"/>
@@ -2406,6 +2387,7 @@
     <w:p>
       <w:pPr>
         <w:numPr>
+          <w:ilvl w:val="0"/>
           <w:numId w:val="0"/>
         </w:numPr>
         <w:ind w:leftChars="0" w:firstLine="720" w:firstLineChars="0"/>
@@ -2498,6 +2480,7 @@
     <w:p>
       <w:pPr>
         <w:numPr>
+          <w:ilvl w:val="0"/>
           <w:numId w:val="0"/>
         </w:numPr>
         <w:ind w:leftChars="0"/>
@@ -2510,6 +2493,7 @@
     <w:p>
       <w:pPr>
         <w:numPr>
+          <w:ilvl w:val="0"/>
           <w:numId w:val="0"/>
         </w:numPr>
         <w:ind w:leftChars="0"/>
@@ -2538,6 +2522,7 @@
     <w:p>
       <w:pPr>
         <w:numPr>
+          <w:ilvl w:val="0"/>
           <w:numId w:val="0"/>
         </w:numPr>
         <w:ind w:leftChars="0" w:firstLine="720" w:firstLineChars="0"/>
@@ -2630,6 +2615,7 @@
     <w:p>
       <w:pPr>
         <w:numPr>
+          <w:ilvl w:val="0"/>
           <w:numId w:val="0"/>
         </w:numPr>
         <w:ind w:leftChars="0" w:firstLine="720" w:firstLineChars="0"/>
@@ -2722,6 +2708,7 @@
     <w:p>
       <w:pPr>
         <w:numPr>
+          <w:ilvl w:val="0"/>
           <w:numId w:val="0"/>
         </w:numPr>
         <w:ind w:leftChars="0"/>
@@ -2734,6 +2721,7 @@
     <w:p>
       <w:pPr>
         <w:numPr>
+          <w:ilvl w:val="0"/>
           <w:numId w:val="0"/>
         </w:numPr>
         <w:ind w:leftChars="0"/>
@@ -2762,6 +2750,7 @@
     <w:p>
       <w:pPr>
         <w:numPr>
+          <w:ilvl w:val="0"/>
           <w:numId w:val="0"/>
         </w:numPr>
         <w:ind w:leftChars="0" w:firstLine="720" w:firstLineChars="0"/>
@@ -2854,6 +2843,7 @@
     <w:p>
       <w:pPr>
         <w:numPr>
+          <w:ilvl w:val="0"/>
           <w:numId w:val="0"/>
         </w:numPr>
         <w:ind w:leftChars="0" w:firstLine="720" w:firstLineChars="0"/>
@@ -2912,6 +2902,7 @@
       <w:pPr>
         <w:pStyle w:val="2"/>
         <w:numPr>
+          <w:ilvl w:val="0"/>
           <w:numId w:val="0"/>
         </w:numPr>
         <w:ind w:leftChars="0"/>
@@ -2925,6 +2916,7 @@
       <w:pPr>
         <w:pStyle w:val="2"/>
         <w:numPr>
+          <w:ilvl w:val="0"/>
           <w:numId w:val="0"/>
         </w:numPr>
         <w:ind w:leftChars="0"/>
@@ -2935,36 +2927,19 @@
     </w:p>
     <w:p>
       <w:pPr>
-        <w:pStyle w:val="2"/>
-        <w:ind w:left="720" w:hanging="720"/>
-        <w:rPr>
-          <w:lang w:val="ru-RU"/>
-        </w:rPr>
-      </w:pPr>
-      <w:r>
-        <w:rPr>
-          <w:lang w:val="ru-RU"/>
-        </w:rPr>
-        <w:t>Модель предметной области (диаграмма классов) системы диспетчеризации типографии</w:t>
+        <w:ind w:firstLine="720"/>
+        <w:rPr>
+          <w:rFonts w:hint="default"/>
+          <w:lang w:val="en-US"/>
+        </w:rPr>
+      </w:pPr>
+      <w:r>
+        <w:rPr>
+          <w:lang w:val="ru-RU"/>
+        </w:rPr>
+        <w:t xml:space="preserve">Модель предметной области (диаграмма классов) </w:t>
       </w:r>
       <w:bookmarkEnd w:id="11"/>
-    </w:p>
-    <w:p>
-      <w:pPr>
-        <w:ind w:firstLine="720"/>
-        <w:rPr>
-          <w:lang w:val="ru-RU"/>
-        </w:rPr>
-      </w:pPr>
-    </w:p>
-    <w:p>
-      <w:pPr>
-        <w:ind w:firstLine="720"/>
-        <w:rPr>
-          <w:rFonts w:hint="default"/>
-          <w:lang w:val="en-US"/>
-        </w:rPr>
-      </w:pPr>
       <w:r>
         <w:rPr>
           <w:rFonts w:hint="default"/>
@@ -3008,6 +2983,8 @@
           </wp:inline>
         </w:drawing>
       </w:r>
+      <w:bookmarkStart w:id="12" w:name="_GoBack"/>
+      <w:bookmarkEnd w:id="12"/>
     </w:p>
     <w:p>
       <w:pPr>
@@ -3519,7 +3496,7 @@
     <w:lsdException w:uiPriority="99" w:name="index 9"/>
     <w:lsdException w:qFormat="1" w:unhideWhenUsed="0" w:uiPriority="39" w:semiHidden="0" w:name="toc 1"/>
     <w:lsdException w:unhideWhenUsed="0" w:uiPriority="0" w:name="toc 2"/>
-    <w:lsdException w:unhideWhenUsed="0" w:uiPriority="0" w:name="toc 3"/>
+    <w:lsdException w:qFormat="1" w:unhideWhenUsed="0" w:uiPriority="0" w:name="toc 3"/>
     <w:lsdException w:qFormat="1" w:unhideWhenUsed="0" w:uiPriority="0" w:name="toc 4"/>
     <w:lsdException w:qFormat="1" w:unhideWhenUsed="0" w:uiPriority="0" w:name="toc 5"/>
     <w:lsdException w:qFormat="1" w:unhideWhenUsed="0" w:uiPriority="0" w:name="toc 6"/>
@@ -3645,7 +3622,7 @@
     <w:lsdException w:uiPriority="99" w:name="Table Web 1"/>
     <w:lsdException w:uiPriority="99" w:name="Table Web 2"/>
     <w:lsdException w:uiPriority="99" w:name="Table Web 3"/>
-    <w:lsdException w:uiPriority="99" w:name="Balloon Text"/>
+    <w:lsdException w:qFormat="1" w:uiPriority="99" w:name="Balloon Text"/>
     <w:lsdException w:unhideWhenUsed="0" w:uiPriority="59" w:semiHidden="0" w:name="Table Grid"/>
     <w:lsdException w:uiPriority="99" w:name="Table Theme"/>
     <w:lsdException w:qFormat="1" w:unhideWhenUsed="0" w:uiPriority="34" w:semiHidden="0" w:name="List Paragraph"/>
@@ -3897,6 +3874,7 @@
     <w:link w:val="52"/>
     <w:semiHidden/>
     <w:unhideWhenUsed/>
+    <w:qFormat/>
     <w:uiPriority w:val="99"/>
     <w:pPr>
       <w:spacing w:line="240" w:lineRule="auto"/>
@@ -4025,6 +4003,7 @@
     <w:basedOn w:val="1"/>
     <w:next w:val="1"/>
     <w:semiHidden/>
+    <w:qFormat/>
     <w:uiPriority w:val="0"/>
     <w:pPr>
       <w:tabs>
@@ -4130,6 +4109,7 @@
   <w:style w:type="paragraph" w:customStyle="1" w:styleId="35">
     <w:name w:val="Paragraph2"/>
     <w:basedOn w:val="1"/>
+    <w:qFormat/>
     <w:uiPriority w:val="0"/>
     <w:pPr>
       <w:spacing w:before="80"/>
@@ -4327,6 +4307,7 @@
     <w:name w:val="Основной текст Знак"/>
     <w:basedOn w:val="11"/>
     <w:link w:val="24"/>
+    <w:qFormat/>
     <w:uiPriority w:val="0"/>
     <w:rPr>
       <w:lang w:val="en-US"/>
@@ -4337,6 +4318,7 @@
     <w:basedOn w:val="11"/>
     <w:link w:val="17"/>
     <w:semiHidden/>
+    <w:qFormat/>
     <w:uiPriority w:val="99"/>
     <w:rPr>
       <w:rFonts w:ascii="Tahoma" w:hAnsi="Tahoma" w:cs="Tahoma"/>

--- a/4 курс/Разработка и анализ/РАТ_ПР_2 Анализ предметной области (4).docx
+++ b/4 курс/Разработка и анализ/РАТ_ПР_2 Анализ предметной области (4).docx
@@ -15,7 +15,15 @@
         <w:rPr>
           <w:lang w:val="ru-RU"/>
         </w:rPr>
-        <w:t>Система Управления</w:t>
+        <w:t>Система Управл</w:t>
+      </w:r>
+      <w:bookmarkStart w:id="12" w:name="_GoBack"/>
+      <w:bookmarkEnd w:id="12"/>
+      <w:r>
+        <w:rPr>
+          <w:lang w:val="ru-RU"/>
+        </w:rPr>
+        <w:t>ения</w:t>
       </w:r>
       <w:r>
         <w:rPr>
@@ -343,25 +351,25 @@
           <w:tab w:val="left" w:pos="432"/>
         </w:tabs>
         <w:rPr>
-          <w:rFonts w:hint="default" w:asciiTheme="minorHAnsi" w:hAnsiTheme="minorHAnsi" w:eastAsiaTheme="minorEastAsia" w:cstheme="minorBidi"/>
-          <w:sz w:val="22"/>
-          <w:szCs w:val="22"/>
-          <w:lang w:val="ru-RU"/>
-        </w:rPr>
-      </w:pPr>
-      <w:r>
-        <w:rPr>
-          <w:lang w:val="ru-RU"/>
-        </w:rPr>
-        <w:t>2.</w:t>
-      </w:r>
-      <w:r>
-        <w:rPr>
           <w:rFonts w:asciiTheme="minorHAnsi" w:hAnsiTheme="minorHAnsi" w:eastAsiaTheme="minorEastAsia" w:cstheme="minorBidi"/>
           <w:sz w:val="22"/>
           <w:szCs w:val="22"/>
           <w:lang w:val="ru-RU"/>
         </w:rPr>
+      </w:pPr>
+      <w:r>
+        <w:rPr>
+          <w:lang w:val="ru-RU"/>
+        </w:rPr>
+        <w:t>2.</w:t>
+      </w:r>
+      <w:r>
+        <w:rPr>
+          <w:rFonts w:asciiTheme="minorHAnsi" w:hAnsiTheme="minorHAnsi" w:eastAsiaTheme="minorEastAsia" w:cstheme="minorBidi"/>
+          <w:sz w:val="22"/>
+          <w:szCs w:val="22"/>
+          <w:lang w:val="ru-RU"/>
+        </w:rPr>
         <w:tab/>
       </w:r>
       <w:r>
@@ -377,11 +385,52 @@
         <w:tab/>
       </w:r>
       <w:r>
-        <w:rPr>
-          <w:rFonts w:hint="default"/>
-          <w:lang w:val="ru-RU"/>
-        </w:rPr>
-        <w:t>6</w:t>
+        <w:fldChar w:fldCharType="begin"/>
+      </w:r>
+      <w:r>
+        <w:rPr>
+          <w:lang w:val="ru-RU"/>
+        </w:rPr>
+        <w:instrText xml:space="preserve"> </w:instrText>
+      </w:r>
+      <w:r>
+        <w:instrText xml:space="preserve">PAGEREF</w:instrText>
+      </w:r>
+      <w:r>
+        <w:rPr>
+          <w:lang w:val="ru-RU"/>
+        </w:rPr>
+        <w:instrText xml:space="preserve"> _</w:instrText>
+      </w:r>
+      <w:r>
+        <w:instrText xml:space="preserve">Toc</w:instrText>
+      </w:r>
+      <w:r>
+        <w:rPr>
+          <w:lang w:val="ru-RU"/>
+        </w:rPr>
+        <w:instrText xml:space="preserve">57595561 \</w:instrText>
+      </w:r>
+      <w:r>
+        <w:instrText xml:space="preserve">h</w:instrText>
+      </w:r>
+      <w:r>
+        <w:rPr>
+          <w:lang w:val="ru-RU"/>
+        </w:rPr>
+        <w:instrText xml:space="preserve"> </w:instrText>
+      </w:r>
+      <w:r>
+        <w:fldChar w:fldCharType="separate"/>
+      </w:r>
+      <w:r>
+        <w:rPr>
+          <w:lang w:val="ru-RU"/>
+        </w:rPr>
+        <w:t>3</w:t>
+      </w:r>
+      <w:r>
+        <w:fldChar w:fldCharType="end"/>
       </w:r>
     </w:p>
     <w:p>
@@ -401,9 +450,9 @@
         <w:br w:type="page"/>
       </w:r>
       <w:bookmarkStart w:id="0" w:name="_Toc18388055"/>
-      <w:bookmarkStart w:id="1" w:name="_Toc436203377"/>
+      <w:bookmarkStart w:id="1" w:name="_Toc152345058"/>
       <w:bookmarkStart w:id="2" w:name="_Toc452813577"/>
-      <w:bookmarkStart w:id="3" w:name="_Toc152345058"/>
+      <w:bookmarkStart w:id="3" w:name="_Toc436203377"/>
     </w:p>
     <w:p>
       <w:pPr>
@@ -442,9 +491,9 @@
           <w:lang w:val="ru-RU"/>
         </w:rPr>
       </w:pPr>
-      <w:bookmarkStart w:id="4" w:name="_Toc152349207"/>
+      <w:bookmarkStart w:id="4" w:name="_Toc425054503"/>
       <w:bookmarkStart w:id="5" w:name="_Toc423410237"/>
-      <w:bookmarkStart w:id="6" w:name="_Toc425054503"/>
+      <w:bookmarkStart w:id="6" w:name="_Toc152349207"/>
       <w:bookmarkStart w:id="7" w:name="_Toc57595560"/>
       <w:bookmarkStart w:id="8" w:name="_Toc423410238"/>
       <w:bookmarkStart w:id="9" w:name="_Toc18421497"/>
@@ -510,7 +559,6 @@
     <w:p>
       <w:pPr>
         <w:numPr>
-          <w:ilvl w:val="0"/>
           <w:numId w:val="0"/>
         </w:numPr>
         <w:ind w:leftChars="0"/>
@@ -539,7 +587,6 @@
     <w:p>
       <w:pPr>
         <w:numPr>
-          <w:ilvl w:val="0"/>
           <w:numId w:val="0"/>
         </w:numPr>
         <w:ind w:leftChars="0" w:firstLine="720" w:firstLineChars="0"/>
@@ -728,7 +775,6 @@
     <w:p>
       <w:pPr>
         <w:numPr>
-          <w:ilvl w:val="0"/>
           <w:numId w:val="0"/>
         </w:numPr>
         <w:ind w:leftChars="0" w:firstLine="720" w:firstLineChars="0"/>
@@ -812,7 +858,6 @@
     <w:p>
       <w:pPr>
         <w:numPr>
-          <w:ilvl w:val="0"/>
           <w:numId w:val="0"/>
         </w:numPr>
         <w:ind w:leftChars="0"/>
@@ -834,7 +879,6 @@
     <w:p>
       <w:pPr>
         <w:numPr>
-          <w:ilvl w:val="0"/>
           <w:numId w:val="0"/>
         </w:numPr>
         <w:rPr>
@@ -862,7 +906,6 @@
     <w:p>
       <w:pPr>
         <w:numPr>
-          <w:ilvl w:val="0"/>
           <w:numId w:val="0"/>
         </w:numPr>
         <w:ind w:leftChars="0" w:firstLine="720" w:firstLineChars="0"/>
@@ -1019,7 +1062,6 @@
     <w:p>
       <w:pPr>
         <w:numPr>
-          <w:ilvl w:val="0"/>
           <w:numId w:val="0"/>
         </w:numPr>
         <w:ind w:leftChars="0" w:firstLine="720" w:firstLineChars="0"/>
@@ -1072,7 +1114,6 @@
       <w:pPr>
         <w:widowControl w:val="0"/>
         <w:numPr>
-          <w:ilvl w:val="0"/>
           <w:numId w:val="0"/>
         </w:numPr>
         <w:spacing w:line="240" w:lineRule="atLeast"/>
@@ -1094,7 +1135,6 @@
     <w:p>
       <w:pPr>
         <w:numPr>
-          <w:ilvl w:val="0"/>
           <w:numId w:val="0"/>
         </w:numPr>
         <w:ind w:leftChars="0"/>
@@ -1123,7 +1163,6 @@
     <w:p>
       <w:pPr>
         <w:numPr>
-          <w:ilvl w:val="0"/>
           <w:numId w:val="0"/>
         </w:numPr>
         <w:ind w:leftChars="0" w:firstLine="720" w:firstLineChars="0"/>
@@ -1184,7 +1223,6 @@
     <w:p>
       <w:pPr>
         <w:numPr>
-          <w:ilvl w:val="0"/>
           <w:numId w:val="0"/>
         </w:numPr>
         <w:ind w:leftChars="0"/>
@@ -1237,7 +1275,6 @@
       <w:pPr>
         <w:widowControl w:val="0"/>
         <w:numPr>
-          <w:ilvl w:val="0"/>
           <w:numId w:val="0"/>
         </w:numPr>
         <w:spacing w:line="240" w:lineRule="atLeast"/>
@@ -1259,7 +1296,6 @@
     <w:p>
       <w:pPr>
         <w:numPr>
-          <w:ilvl w:val="0"/>
           <w:numId w:val="0"/>
         </w:numPr>
         <w:ind w:leftChars="0"/>
@@ -1288,7 +1324,6 @@
     <w:p>
       <w:pPr>
         <w:numPr>
-          <w:ilvl w:val="0"/>
           <w:numId w:val="0"/>
         </w:numPr>
         <w:ind w:leftChars="0" w:firstLine="720" w:firstLineChars="0"/>
@@ -1413,7 +1448,6 @@
     <w:p>
       <w:pPr>
         <w:numPr>
-          <w:ilvl w:val="0"/>
           <w:numId w:val="0"/>
         </w:numPr>
         <w:ind w:leftChars="0" w:firstLine="720" w:firstLineChars="0"/>
@@ -1474,7 +1508,6 @@
     <w:p>
       <w:pPr>
         <w:numPr>
-          <w:ilvl w:val="0"/>
           <w:numId w:val="0"/>
         </w:numPr>
         <w:ind w:leftChars="0"/>
@@ -1487,7 +1520,6 @@
     <w:p>
       <w:pPr>
         <w:numPr>
-          <w:ilvl w:val="0"/>
           <w:numId w:val="0"/>
         </w:numPr>
         <w:ind w:leftChars="0"/>
@@ -1516,7 +1548,6 @@
     <w:p>
       <w:pPr>
         <w:numPr>
-          <w:ilvl w:val="0"/>
           <w:numId w:val="0"/>
         </w:numPr>
         <w:ind w:leftChars="0" w:firstLine="720" w:firstLineChars="0"/>
@@ -1641,7 +1672,6 @@
     <w:p>
       <w:pPr>
         <w:numPr>
-          <w:ilvl w:val="0"/>
           <w:numId w:val="0"/>
         </w:numPr>
         <w:ind w:leftChars="0" w:firstLine="720" w:firstLineChars="0"/>
@@ -1734,7 +1764,6 @@
     <w:p>
       <w:pPr>
         <w:numPr>
-          <w:ilvl w:val="0"/>
           <w:numId w:val="0"/>
         </w:numPr>
         <w:rPr>
@@ -1746,7 +1775,6 @@
     <w:p>
       <w:pPr>
         <w:numPr>
-          <w:ilvl w:val="0"/>
           <w:numId w:val="0"/>
         </w:numPr>
         <w:rPr>
@@ -1774,7 +1802,6 @@
     <w:p>
       <w:pPr>
         <w:numPr>
-          <w:ilvl w:val="0"/>
           <w:numId w:val="0"/>
         </w:numPr>
         <w:ind w:leftChars="0" w:firstLine="720" w:firstLineChars="0"/>
@@ -1899,7 +1926,6 @@
     <w:p>
       <w:pPr>
         <w:numPr>
-          <w:ilvl w:val="0"/>
           <w:numId w:val="0"/>
         </w:numPr>
         <w:ind w:leftChars="0" w:firstLine="720" w:firstLineChars="0"/>
@@ -1992,7 +2018,6 @@
     <w:p>
       <w:pPr>
         <w:numPr>
-          <w:ilvl w:val="0"/>
           <w:numId w:val="0"/>
         </w:numPr>
         <w:ind w:leftChars="0"/>
@@ -2005,7 +2030,6 @@
     <w:p>
       <w:pPr>
         <w:numPr>
-          <w:ilvl w:val="0"/>
           <w:numId w:val="0"/>
         </w:numPr>
         <w:ind w:leftChars="0"/>
@@ -2034,7 +2058,6 @@
     <w:p>
       <w:pPr>
         <w:numPr>
-          <w:ilvl w:val="0"/>
           <w:numId w:val="0"/>
         </w:numPr>
         <w:ind w:leftChars="0" w:firstLine="720" w:firstLineChars="0"/>
@@ -2159,7 +2182,6 @@
     <w:p>
       <w:pPr>
         <w:numPr>
-          <w:ilvl w:val="0"/>
           <w:numId w:val="0"/>
         </w:numPr>
         <w:ind w:leftChars="0" w:firstLine="720" w:firstLineChars="0"/>
@@ -2252,7 +2274,6 @@
     <w:p>
       <w:pPr>
         <w:numPr>
-          <w:ilvl w:val="0"/>
           <w:numId w:val="0"/>
         </w:numPr>
         <w:ind w:leftChars="0"/>
@@ -2265,7 +2286,6 @@
     <w:p>
       <w:pPr>
         <w:numPr>
-          <w:ilvl w:val="0"/>
           <w:numId w:val="0"/>
         </w:numPr>
         <w:ind w:leftChars="0"/>
@@ -2294,7 +2314,6 @@
     <w:p>
       <w:pPr>
         <w:numPr>
-          <w:ilvl w:val="0"/>
           <w:numId w:val="0"/>
         </w:numPr>
         <w:ind w:leftChars="0" w:firstLine="720" w:firstLineChars="0"/>
@@ -2387,7 +2406,6 @@
     <w:p>
       <w:pPr>
         <w:numPr>
-          <w:ilvl w:val="0"/>
           <w:numId w:val="0"/>
         </w:numPr>
         <w:ind w:leftChars="0" w:firstLine="720" w:firstLineChars="0"/>
@@ -2480,7 +2498,6 @@
     <w:p>
       <w:pPr>
         <w:numPr>
-          <w:ilvl w:val="0"/>
           <w:numId w:val="0"/>
         </w:numPr>
         <w:ind w:leftChars="0"/>
@@ -2493,7 +2510,6 @@
     <w:p>
       <w:pPr>
         <w:numPr>
-          <w:ilvl w:val="0"/>
           <w:numId w:val="0"/>
         </w:numPr>
         <w:ind w:leftChars="0"/>
@@ -2522,7 +2538,6 @@
     <w:p>
       <w:pPr>
         <w:numPr>
-          <w:ilvl w:val="0"/>
           <w:numId w:val="0"/>
         </w:numPr>
         <w:ind w:leftChars="0" w:firstLine="720" w:firstLineChars="0"/>
@@ -2615,7 +2630,6 @@
     <w:p>
       <w:pPr>
         <w:numPr>
-          <w:ilvl w:val="0"/>
           <w:numId w:val="0"/>
         </w:numPr>
         <w:ind w:leftChars="0" w:firstLine="720" w:firstLineChars="0"/>
@@ -2708,7 +2722,6 @@
     <w:p>
       <w:pPr>
         <w:numPr>
-          <w:ilvl w:val="0"/>
           <w:numId w:val="0"/>
         </w:numPr>
         <w:ind w:leftChars="0"/>
@@ -2721,7 +2734,6 @@
     <w:p>
       <w:pPr>
         <w:numPr>
-          <w:ilvl w:val="0"/>
           <w:numId w:val="0"/>
         </w:numPr>
         <w:ind w:leftChars="0"/>
@@ -2750,7 +2762,6 @@
     <w:p>
       <w:pPr>
         <w:numPr>
-          <w:ilvl w:val="0"/>
           <w:numId w:val="0"/>
         </w:numPr>
         <w:ind w:leftChars="0" w:firstLine="720" w:firstLineChars="0"/>
@@ -2843,7 +2854,6 @@
     <w:p>
       <w:pPr>
         <w:numPr>
-          <w:ilvl w:val="0"/>
           <w:numId w:val="0"/>
         </w:numPr>
         <w:ind w:leftChars="0" w:firstLine="720" w:firstLineChars="0"/>
@@ -2902,7 +2912,6 @@
       <w:pPr>
         <w:pStyle w:val="2"/>
         <w:numPr>
-          <w:ilvl w:val="0"/>
           <w:numId w:val="0"/>
         </w:numPr>
         <w:ind w:leftChars="0"/>
@@ -2916,7 +2925,6 @@
       <w:pPr>
         <w:pStyle w:val="2"/>
         <w:numPr>
-          <w:ilvl w:val="0"/>
           <w:numId w:val="0"/>
         </w:numPr>
         <w:ind w:leftChars="0"/>
@@ -2927,19 +2935,36 @@
     </w:p>
     <w:p>
       <w:pPr>
+        <w:pStyle w:val="2"/>
+        <w:ind w:left="720" w:hanging="720"/>
+        <w:rPr>
+          <w:lang w:val="ru-RU"/>
+        </w:rPr>
+      </w:pPr>
+      <w:r>
+        <w:rPr>
+          <w:lang w:val="ru-RU"/>
+        </w:rPr>
+        <w:t>Модель предметной области (диаграмма классов) системы диспетчеризации типографии</w:t>
+      </w:r>
+      <w:bookmarkEnd w:id="11"/>
+    </w:p>
+    <w:p>
+      <w:pPr>
+        <w:ind w:firstLine="720"/>
+        <w:rPr>
+          <w:lang w:val="ru-RU"/>
+        </w:rPr>
+      </w:pPr>
+    </w:p>
+    <w:p>
+      <w:pPr>
         <w:ind w:firstLine="720"/>
         <w:rPr>
           <w:rFonts w:hint="default"/>
           <w:lang w:val="en-US"/>
         </w:rPr>
       </w:pPr>
-      <w:r>
-        <w:rPr>
-          <w:lang w:val="ru-RU"/>
-        </w:rPr>
-        <w:t xml:space="preserve">Модель предметной области (диаграмма классов) </w:t>
-      </w:r>
-      <w:bookmarkEnd w:id="11"/>
       <w:r>
         <w:rPr>
           <w:rFonts w:hint="default"/>
@@ -2983,8 +3008,6 @@
           </wp:inline>
         </w:drawing>
       </w:r>
-      <w:bookmarkStart w:id="12" w:name="_GoBack"/>
-      <w:bookmarkEnd w:id="12"/>
     </w:p>
     <w:p>
       <w:pPr>
@@ -3496,7 +3519,7 @@
     <w:lsdException w:uiPriority="99" w:name="index 9"/>
     <w:lsdException w:qFormat="1" w:unhideWhenUsed="0" w:uiPriority="39" w:semiHidden="0" w:name="toc 1"/>
     <w:lsdException w:unhideWhenUsed="0" w:uiPriority="0" w:name="toc 2"/>
-    <w:lsdException w:qFormat="1" w:unhideWhenUsed="0" w:uiPriority="0" w:name="toc 3"/>
+    <w:lsdException w:unhideWhenUsed="0" w:uiPriority="0" w:name="toc 3"/>
     <w:lsdException w:qFormat="1" w:unhideWhenUsed="0" w:uiPriority="0" w:name="toc 4"/>
     <w:lsdException w:qFormat="1" w:unhideWhenUsed="0" w:uiPriority="0" w:name="toc 5"/>
     <w:lsdException w:qFormat="1" w:unhideWhenUsed="0" w:uiPriority="0" w:name="toc 6"/>
@@ -3622,7 +3645,7 @@
     <w:lsdException w:uiPriority="99" w:name="Table Web 1"/>
     <w:lsdException w:uiPriority="99" w:name="Table Web 2"/>
     <w:lsdException w:uiPriority="99" w:name="Table Web 3"/>
-    <w:lsdException w:qFormat="1" w:uiPriority="99" w:name="Balloon Text"/>
+    <w:lsdException w:uiPriority="99" w:name="Balloon Text"/>
     <w:lsdException w:unhideWhenUsed="0" w:uiPriority="59" w:semiHidden="0" w:name="Table Grid"/>
     <w:lsdException w:uiPriority="99" w:name="Table Theme"/>
     <w:lsdException w:qFormat="1" w:unhideWhenUsed="0" w:uiPriority="34" w:semiHidden="0" w:name="List Paragraph"/>
@@ -3874,7 +3897,6 @@
     <w:link w:val="52"/>
     <w:semiHidden/>
     <w:unhideWhenUsed/>
-    <w:qFormat/>
     <w:uiPriority w:val="99"/>
     <w:pPr>
       <w:spacing w:line="240" w:lineRule="auto"/>
@@ -4003,7 +4025,6 @@
     <w:basedOn w:val="1"/>
     <w:next w:val="1"/>
     <w:semiHidden/>
-    <w:qFormat/>
     <w:uiPriority w:val="0"/>
     <w:pPr>
       <w:tabs>
@@ -4109,7 +4130,6 @@
   <w:style w:type="paragraph" w:customStyle="1" w:styleId="35">
     <w:name w:val="Paragraph2"/>
     <w:basedOn w:val="1"/>
-    <w:qFormat/>
     <w:uiPriority w:val="0"/>
     <w:pPr>
       <w:spacing w:before="80"/>
@@ -4307,7 +4327,6 @@
     <w:name w:val="Основной текст Знак"/>
     <w:basedOn w:val="11"/>
     <w:link w:val="24"/>
-    <w:qFormat/>
     <w:uiPriority w:val="0"/>
     <w:rPr>
       <w:lang w:val="en-US"/>
@@ -4318,7 +4337,6 @@
     <w:basedOn w:val="11"/>
     <w:link w:val="17"/>
     <w:semiHidden/>
-    <w:qFormat/>
     <w:uiPriority w:val="99"/>
     <w:rPr>
       <w:rFonts w:ascii="Tahoma" w:hAnsi="Tahoma" w:cs="Tahoma"/>
